--- a/9_figures/output/table1.docx
+++ b/9_figures/output/table1.docx
@@ -35,13 +35,9 @@
         <w:tblLook w:firstRow="1" w:lastRow="0" w:firstColumn="0" w:lastColumn="0" w:noHBand="0" w:noVBand="1"/>
       </w:tblPr>
       <w:tblGrid>
-        <w:gridCol w:w="2055"/>
-        <w:gridCol w:w="1080"/>
-        <w:gridCol w:w="1161"/>
-        <w:gridCol w:w="1161"/>
-        <w:gridCol w:w="1311"/>
-        <w:gridCol w:w="1161"/>
-        <w:gridCol w:w="1161"/>
+        <w:gridCol w:w="3744"/>
+        <w:gridCol w:w="2808"/>
+        <w:gridCol w:w="2808"/>
       </w:tblGrid>
       <w:tr>
         <w:trPr>
@@ -151,112 +147,6 @@
                 <w:szCs w:val="20"/>
                 <w:color w:val="000000"/>
               </w:rPr>
-              <w:t xml:space="preserve">1984</w:t>
-            </w:r>
-          </w:p>
-        </w:tc>
-        <w:tc>
-          <w:tcPr>
-            <w:gridSpan w:val="2"/>
-            <w:tcBorders>
-              <w:bottom w:val="single" w:sz="6" w:space="0" w:color="000000"/>
-              <w:top w:val="single" w:sz="12" w:space="0" w:color="666666"/>
-              <w:left w:val="none" w:sz="0" w:space="0" w:color="000000"/>
-              <w:right w:val="none" w:sz="0" w:space="0" w:color="000000"/>
-            </w:tcBorders>
-            <w:shd w:val="clear" w:color="auto" w:fill="FFFFFF"/>
-            <w:tcMar>
-              <w:top w:w="0" w:type="dxa"/>
-              <w:bottom w:w="0" w:type="dxa"/>
-              <w:left w:w="0" w:type="dxa"/>
-              <w:right w:w="0" w:type="dxa"/>
-            </w:tcMar>
-            <w:vAlign w:val="center"/>
-          </w:tcPr>
-          <w:p>
-            <w:pPr>
-              <w:jc w:val="center"/>
-              <w:pBdr>
-                <w:bottom w:val="none" w:sz="0" w:space="0" w:color="000000"/>
-                <w:top w:val="none" w:sz="0" w:space="0" w:color="000000"/>
-                <w:left w:val="none" w:sz="0" w:space="0" w:color="000000"/>
-                <w:right w:val="none" w:sz="0" w:space="0" w:color="000000"/>
-              </w:pBdr>
-              <w:spacing w:after="100" w:before="100" w:line="240"/>
-              <w:ind w:left="100" w:right="100" w:firstLine="0" w:firstLineChars="0"/>
-              <w:rPr>
-                <w:rFonts w:ascii="Times New Roman" w:hAnsi="Times New Roman" w:eastAsia="Times New Roman" w:cs="Times New Roman"/>
-                <w:i w:val="false"/>
-                <w:b w:val="false"/>
-                <w:u w:val="none"/>
-                <w:sz w:val="20"/>
-                <w:szCs w:val="20"/>
-                <w:color w:val="000000"/>
-              </w:rPr>
-            </w:pPr>
-            <w:r>
-              <w:rPr>
-                <w:rFonts w:ascii="Times New Roman" w:hAnsi="Times New Roman" w:eastAsia="Times New Roman" w:cs="Times New Roman"/>
-                <w:i w:val="false"/>
-                <w:b w:val="false"/>
-                <w:u w:val="none"/>
-                <w:sz w:val="20"/>
-                <w:szCs w:val="20"/>
-                <w:color w:val="000000"/>
-              </w:rPr>
-              <w:t xml:space="preserve">2023</w:t>
-            </w:r>
-          </w:p>
-        </w:tc>
-        <w:tc>
-          <w:tcPr>
-            <w:gridSpan w:val="2"/>
-            <w:tcBorders>
-              <w:bottom w:val="single" w:sz="6" w:space="0" w:color="000000"/>
-              <w:top w:val="single" w:sz="12" w:space="0" w:color="666666"/>
-              <w:left w:val="none" w:sz="0" w:space="0" w:color="000000"/>
-              <w:right w:val="none" w:sz="0" w:space="0" w:color="000000"/>
-            </w:tcBorders>
-            <w:shd w:val="clear" w:color="auto" w:fill="FFFFFF"/>
-            <w:tcMar>
-              <w:top w:w="0" w:type="dxa"/>
-              <w:bottom w:w="0" w:type="dxa"/>
-              <w:left w:w="0" w:type="dxa"/>
-              <w:right w:w="0" w:type="dxa"/>
-            </w:tcMar>
-            <w:vAlign w:val="center"/>
-          </w:tcPr>
-          <w:p>
-            <w:pPr>
-              <w:jc w:val="center"/>
-              <w:pBdr>
-                <w:bottom w:val="none" w:sz="0" w:space="0" w:color="000000"/>
-                <w:top w:val="none" w:sz="0" w:space="0" w:color="000000"/>
-                <w:left w:val="none" w:sz="0" w:space="0" w:color="000000"/>
-                <w:right w:val="none" w:sz="0" w:space="0" w:color="000000"/>
-              </w:pBdr>
-              <w:spacing w:after="100" w:before="100" w:line="240"/>
-              <w:ind w:left="100" w:right="100" w:firstLine="0" w:firstLineChars="0"/>
-              <w:rPr>
-                <w:rFonts w:ascii="Times New Roman" w:hAnsi="Times New Roman" w:eastAsia="Times New Roman" w:cs="Times New Roman"/>
-                <w:i w:val="false"/>
-                <w:b w:val="false"/>
-                <w:u w:val="none"/>
-                <w:sz w:val="20"/>
-                <w:szCs w:val="20"/>
-                <w:color w:val="000000"/>
-              </w:rPr>
-            </w:pPr>
-            <w:r>
-              <w:rPr>
-                <w:rFonts w:ascii="Times New Roman" w:hAnsi="Times New Roman" w:eastAsia="Times New Roman" w:cs="Times New Roman"/>
-                <w:i w:val="false"/>
-                <w:b w:val="false"/>
-                <w:u w:val="none"/>
-                <w:sz w:val="20"/>
-                <w:szCs w:val="20"/>
-                <w:color w:val="000000"/>
-              </w:rPr>
               <w:t xml:space="preserve">All years (1969–2023)</w:t>
             </w:r>
           </w:p>
@@ -264,7 +154,7 @@
       </w:tr>
       <w:tr>
         <w:trPr>
-          <w:trHeight w:val="549" w:hRule="auto"/>
+          <w:trHeight w:val="592" w:hRule="auto"/>
           <w:tblHeader/>
         </w:trPr>
         header2
@@ -357,7 +247,7 @@
                 <w:szCs w:val="20"/>
                 <w:color w:val="000000"/>
               </w:rPr>
-              <w:t xml:space="preserve">HH</w:t>
+              <w:t xml:space="preserve">Households</w:t>
             </w:r>
           </w:p>
         </w:tc>
@@ -409,222 +299,14 @@
                 <w:szCs w:val="20"/>
                 <w:color w:val="000000"/>
               </w:rPr>
-              <w:t xml:space="preserve">KG</w:t>
-            </w:r>
-          </w:p>
-        </w:tc>
-        <w:tc>
-          <w:tcPr>
-            <w:tcBorders>
-              <w:bottom w:val="single" w:sz="12" w:space="0" w:color="666666"/>
-              <w:top w:val="single" w:sz="6" w:space="0" w:color="000000"/>
-              <w:left w:val="none" w:sz="0" w:space="0" w:color="000000"/>
-              <w:right w:val="none" w:sz="0" w:space="0" w:color="000000"/>
-            </w:tcBorders>
-            <w:shd w:val="clear" w:color="auto" w:fill="FFFFFF"/>
-            <w:tcMar>
-              <w:top w:w="0" w:type="dxa"/>
-              <w:bottom w:w="0" w:type="dxa"/>
-              <w:left w:w="0" w:type="dxa"/>
-              <w:right w:w="0" w:type="dxa"/>
-            </w:tcMar>
-            <w:vAlign w:val="center"/>
-          </w:tcPr>
-          <w:p>
-            <w:pPr>
-              <w:jc w:val="center"/>
-              <w:pBdr>
-                <w:bottom w:val="none" w:sz="0" w:space="0" w:color="000000"/>
-                <w:top w:val="none" w:sz="0" w:space="0" w:color="000000"/>
-                <w:left w:val="none" w:sz="0" w:space="0" w:color="000000"/>
-                <w:right w:val="none" w:sz="0" w:space="0" w:color="000000"/>
-              </w:pBdr>
-              <w:spacing w:after="100" w:before="100" w:line="240"/>
-              <w:ind w:left="100" w:right="100" w:firstLine="0" w:firstLineChars="0"/>
-              <w:rPr>
-                <w:rFonts w:ascii="Times New Roman" w:hAnsi="Times New Roman" w:eastAsia="Times New Roman" w:cs="Times New Roman"/>
-                <w:i w:val="false"/>
-                <w:b w:val="false"/>
-                <w:u w:val="none"/>
-                <w:sz w:val="20"/>
-                <w:szCs w:val="20"/>
-                <w:color w:val="000000"/>
-              </w:rPr>
-            </w:pPr>
-            <w:r>
-              <w:rPr>
-                <w:rFonts w:ascii="Times New Roman" w:hAnsi="Times New Roman" w:eastAsia="Times New Roman" w:cs="Times New Roman"/>
-                <w:i w:val="false"/>
-                <w:b w:val="false"/>
-                <w:u w:val="none"/>
-                <w:sz w:val="20"/>
-                <w:szCs w:val="20"/>
-                <w:color w:val="000000"/>
-              </w:rPr>
-              <w:t xml:space="preserve">HH</w:t>
-            </w:r>
-          </w:p>
-        </w:tc>
-        <w:tc>
-          <w:tcPr>
-            <w:tcBorders>
-              <w:bottom w:val="single" w:sz="12" w:space="0" w:color="666666"/>
-              <w:top w:val="single" w:sz="6" w:space="0" w:color="000000"/>
-              <w:left w:val="none" w:sz="0" w:space="0" w:color="000000"/>
-              <w:right w:val="none" w:sz="0" w:space="0" w:color="000000"/>
-            </w:tcBorders>
-            <w:shd w:val="clear" w:color="auto" w:fill="FFFFFF"/>
-            <w:tcMar>
-              <w:top w:w="0" w:type="dxa"/>
-              <w:bottom w:w="0" w:type="dxa"/>
-              <w:left w:w="0" w:type="dxa"/>
-              <w:right w:w="0" w:type="dxa"/>
-            </w:tcMar>
-            <w:vAlign w:val="center"/>
-          </w:tcPr>
-          <w:p>
-            <w:pPr>
-              <w:jc w:val="center"/>
-              <w:pBdr>
-                <w:bottom w:val="none" w:sz="0" w:space="0" w:color="000000"/>
-                <w:top w:val="none" w:sz="0" w:space="0" w:color="000000"/>
-                <w:left w:val="none" w:sz="0" w:space="0" w:color="000000"/>
-                <w:right w:val="none" w:sz="0" w:space="0" w:color="000000"/>
-              </w:pBdr>
-              <w:spacing w:after="100" w:before="100" w:line="240"/>
-              <w:ind w:left="100" w:right="100" w:firstLine="0" w:firstLineChars="0"/>
-              <w:rPr>
-                <w:rFonts w:ascii="Times New Roman" w:hAnsi="Times New Roman" w:eastAsia="Times New Roman" w:cs="Times New Roman"/>
-                <w:i w:val="false"/>
-                <w:b w:val="false"/>
-                <w:u w:val="none"/>
-                <w:sz w:val="20"/>
-                <w:szCs w:val="20"/>
-                <w:color w:val="000000"/>
-              </w:rPr>
-            </w:pPr>
-            <w:r>
-              <w:rPr>
-                <w:rFonts w:ascii="Times New Roman" w:hAnsi="Times New Roman" w:eastAsia="Times New Roman" w:cs="Times New Roman"/>
-                <w:i w:val="false"/>
-                <w:b w:val="false"/>
-                <w:u w:val="none"/>
-                <w:sz w:val="20"/>
-                <w:szCs w:val="20"/>
-                <w:color w:val="000000"/>
-              </w:rPr>
-              <w:t xml:space="preserve">KG</w:t>
-            </w:r>
-          </w:p>
-        </w:tc>
-        <w:tc>
-          <w:tcPr>
-            <w:tcBorders>
-              <w:bottom w:val="single" w:sz="12" w:space="0" w:color="666666"/>
-              <w:top w:val="single" w:sz="6" w:space="0" w:color="000000"/>
-              <w:left w:val="none" w:sz="0" w:space="0" w:color="000000"/>
-              <w:right w:val="none" w:sz="0" w:space="0" w:color="000000"/>
-            </w:tcBorders>
-            <w:shd w:val="clear" w:color="auto" w:fill="FFFFFF"/>
-            <w:tcMar>
-              <w:top w:w="0" w:type="dxa"/>
-              <w:bottom w:w="0" w:type="dxa"/>
-              <w:left w:w="0" w:type="dxa"/>
-              <w:right w:w="0" w:type="dxa"/>
-            </w:tcMar>
-            <w:vAlign w:val="center"/>
-          </w:tcPr>
-          <w:p>
-            <w:pPr>
-              <w:jc w:val="center"/>
-              <w:pBdr>
-                <w:bottom w:val="none" w:sz="0" w:space="0" w:color="000000"/>
-                <w:top w:val="none" w:sz="0" w:space="0" w:color="000000"/>
-                <w:left w:val="none" w:sz="0" w:space="0" w:color="000000"/>
-                <w:right w:val="none" w:sz="0" w:space="0" w:color="000000"/>
-              </w:pBdr>
-              <w:spacing w:after="100" w:before="100" w:line="240"/>
-              <w:ind w:left="100" w:right="100" w:firstLine="0" w:firstLineChars="0"/>
-              <w:rPr>
-                <w:rFonts w:ascii="Times New Roman" w:hAnsi="Times New Roman" w:eastAsia="Times New Roman" w:cs="Times New Roman"/>
-                <w:i w:val="false"/>
-                <w:b w:val="false"/>
-                <w:u w:val="none"/>
-                <w:sz w:val="20"/>
-                <w:szCs w:val="20"/>
-                <w:color w:val="000000"/>
-              </w:rPr>
-            </w:pPr>
-            <w:r>
-              <w:rPr>
-                <w:rFonts w:ascii="Times New Roman" w:hAnsi="Times New Roman" w:eastAsia="Times New Roman" w:cs="Times New Roman"/>
-                <w:i w:val="false"/>
-                <w:b w:val="false"/>
-                <w:u w:val="none"/>
-                <w:sz w:val="20"/>
-                <w:szCs w:val="20"/>
-                <w:color w:val="000000"/>
-              </w:rPr>
-              <w:t xml:space="preserve">HH</w:t>
-            </w:r>
-          </w:p>
-        </w:tc>
-        <w:tc>
-          <w:tcPr>
-            <w:tcBorders>
-              <w:bottom w:val="single" w:sz="12" w:space="0" w:color="666666"/>
-              <w:top w:val="single" w:sz="6" w:space="0" w:color="000000"/>
-              <w:left w:val="none" w:sz="0" w:space="0" w:color="000000"/>
-              <w:right w:val="none" w:sz="0" w:space="0" w:color="000000"/>
-            </w:tcBorders>
-            <w:shd w:val="clear" w:color="auto" w:fill="FFFFFF"/>
-            <w:tcMar>
-              <w:top w:w="0" w:type="dxa"/>
-              <w:bottom w:w="0" w:type="dxa"/>
-              <w:left w:w="0" w:type="dxa"/>
-              <w:right w:w="0" w:type="dxa"/>
-            </w:tcMar>
-            <w:vAlign w:val="center"/>
-          </w:tcPr>
-          <w:p>
-            <w:pPr>
-              <w:jc w:val="center"/>
-              <w:pBdr>
-                <w:bottom w:val="none" w:sz="0" w:space="0" w:color="000000"/>
-                <w:top w:val="none" w:sz="0" w:space="0" w:color="000000"/>
-                <w:left w:val="none" w:sz="0" w:space="0" w:color="000000"/>
-                <w:right w:val="none" w:sz="0" w:space="0" w:color="000000"/>
-              </w:pBdr>
-              <w:spacing w:after="100" w:before="100" w:line="240"/>
-              <w:ind w:left="100" w:right="100" w:firstLine="0" w:firstLineChars="0"/>
-              <w:rPr>
-                <w:rFonts w:ascii="Times New Roman" w:hAnsi="Times New Roman" w:eastAsia="Times New Roman" w:cs="Times New Roman"/>
-                <w:i w:val="false"/>
-                <w:b w:val="false"/>
-                <w:u w:val="none"/>
-                <w:sz w:val="20"/>
-                <w:szCs w:val="20"/>
-                <w:color w:val="000000"/>
-              </w:rPr>
-            </w:pPr>
-            <w:r>
-              <w:rPr>
-                <w:rFonts w:ascii="Times New Roman" w:hAnsi="Times New Roman" w:eastAsia="Times New Roman" w:cs="Times New Roman"/>
-                <w:i w:val="false"/>
-                <w:b w:val="false"/>
-                <w:u w:val="none"/>
-                <w:sz w:val="20"/>
-                <w:szCs w:val="20"/>
-                <w:color w:val="000000"/>
-              </w:rPr>
-              <w:t xml:space="preserve">KG</w:t>
+              <w:t xml:space="preserve">Kin Groups</w:t>
             </w:r>
           </w:p>
         </w:tc>
       </w:tr>
       <w:tr>
         <w:trPr>
-          <w:trHeight w:val="589" w:hRule="auto"/>
+          <w:trHeight w:val="593" w:hRule="auto"/>
         </w:trPr>
         body1
         <w:tc>
@@ -675,215 +357,7 @@
                 <w:szCs w:val="20"/>
                 <w:color w:val="000000"/>
               </w:rPr>
-              <w:t xml:space="preserve">Average age</w:t>
-            </w:r>
-          </w:p>
-        </w:tc>
-        <w:tc>
-          <w:tcPr>
-            <w:tcBorders>
-              <w:bottom w:val="none" w:sz="0" w:space="0" w:color="000000"/>
-              <w:top w:val="single" w:sz="12" w:space="0" w:color="666666"/>
-              <w:left w:val="none" w:sz="0" w:space="0" w:color="000000"/>
-              <w:right w:val="none" w:sz="0" w:space="0" w:color="000000"/>
-            </w:tcBorders>
-            <w:shd w:val="clear" w:color="auto" w:fill="FFFFFF"/>
-            <w:tcMar>
-              <w:top w:w="0" w:type="dxa"/>
-              <w:bottom w:w="0" w:type="dxa"/>
-              <w:left w:w="0" w:type="dxa"/>
-              <w:right w:w="0" w:type="dxa"/>
-            </w:tcMar>
-            <w:vAlign w:val="center"/>
-          </w:tcPr>
-          <w:p>
-            <w:pPr>
-              <w:jc w:val="center"/>
-              <w:pBdr>
-                <w:bottom w:val="none" w:sz="0" w:space="0" w:color="000000"/>
-                <w:top w:val="none" w:sz="0" w:space="0" w:color="000000"/>
-                <w:left w:val="none" w:sz="0" w:space="0" w:color="000000"/>
-                <w:right w:val="none" w:sz="0" w:space="0" w:color="000000"/>
-              </w:pBdr>
-              <w:spacing w:after="100" w:before="100" w:line="240"/>
-              <w:ind w:left="100" w:right="100" w:firstLine="0" w:firstLineChars="0"/>
-              <w:rPr>
-                <w:rFonts w:ascii="Times New Roman" w:hAnsi="Times New Roman" w:eastAsia="Times New Roman" w:cs="Times New Roman"/>
-                <w:i w:val="false"/>
-                <w:b w:val="false"/>
-                <w:u w:val="none"/>
-                <w:sz w:val="20"/>
-                <w:szCs w:val="20"/>
-                <w:color w:val="000000"/>
-              </w:rPr>
-            </w:pPr>
-            <w:r>
-              <w:rPr>
-                <w:rFonts w:ascii="Times New Roman" w:hAnsi="Times New Roman" w:eastAsia="Times New Roman" w:cs="Times New Roman"/>
-                <w:i w:val="false"/>
-                <w:b w:val="false"/>
-                <w:u w:val="none"/>
-                <w:sz w:val="20"/>
-                <w:szCs w:val="20"/>
-                <w:color w:val="000000"/>
-              </w:rPr>
-              <w:t xml:space="preserve">29.7</w:t>
-            </w:r>
-          </w:p>
-        </w:tc>
-        <w:tc>
-          <w:tcPr>
-            <w:tcBorders>
-              <w:bottom w:val="none" w:sz="0" w:space="0" w:color="000000"/>
-              <w:top w:val="single" w:sz="12" w:space="0" w:color="666666"/>
-              <w:left w:val="none" w:sz="0" w:space="0" w:color="000000"/>
-              <w:right w:val="none" w:sz="0" w:space="0" w:color="000000"/>
-            </w:tcBorders>
-            <w:shd w:val="clear" w:color="auto" w:fill="FFFFFF"/>
-            <w:tcMar>
-              <w:top w:w="0" w:type="dxa"/>
-              <w:bottom w:w="0" w:type="dxa"/>
-              <w:left w:w="0" w:type="dxa"/>
-              <w:right w:w="0" w:type="dxa"/>
-            </w:tcMar>
-            <w:vAlign w:val="center"/>
-          </w:tcPr>
-          <w:p>
-            <w:pPr>
-              <w:jc w:val="center"/>
-              <w:pBdr>
-                <w:bottom w:val="none" w:sz="0" w:space="0" w:color="000000"/>
-                <w:top w:val="none" w:sz="0" w:space="0" w:color="000000"/>
-                <w:left w:val="none" w:sz="0" w:space="0" w:color="000000"/>
-                <w:right w:val="none" w:sz="0" w:space="0" w:color="000000"/>
-              </w:pBdr>
-              <w:spacing w:after="100" w:before="100" w:line="240"/>
-              <w:ind w:left="100" w:right="100" w:firstLine="0" w:firstLineChars="0"/>
-              <w:rPr>
-                <w:rFonts w:ascii="Times New Roman" w:hAnsi="Times New Roman" w:eastAsia="Times New Roman" w:cs="Times New Roman"/>
-                <w:i w:val="false"/>
-                <w:b w:val="false"/>
-                <w:u w:val="none"/>
-                <w:sz w:val="20"/>
-                <w:szCs w:val="20"/>
-                <w:color w:val="000000"/>
-              </w:rPr>
-            </w:pPr>
-            <w:r>
-              <w:rPr>
-                <w:rFonts w:ascii="Times New Roman" w:hAnsi="Times New Roman" w:eastAsia="Times New Roman" w:cs="Times New Roman"/>
-                <w:i w:val="false"/>
-                <w:b w:val="false"/>
-                <w:u w:val="none"/>
-                <w:sz w:val="20"/>
-                <w:szCs w:val="20"/>
-                <w:color w:val="000000"/>
-              </w:rPr>
-              <w:t xml:space="preserve">28.9</w:t>
-            </w:r>
-          </w:p>
-        </w:tc>
-        <w:tc>
-          <w:tcPr>
-            <w:tcBorders>
-              <w:bottom w:val="none" w:sz="0" w:space="0" w:color="000000"/>
-              <w:top w:val="single" w:sz="12" w:space="0" w:color="666666"/>
-              <w:left w:val="none" w:sz="0" w:space="0" w:color="000000"/>
-              <w:right w:val="none" w:sz="0" w:space="0" w:color="000000"/>
-            </w:tcBorders>
-            <w:shd w:val="clear" w:color="auto" w:fill="FFFFFF"/>
-            <w:tcMar>
-              <w:top w:w="0" w:type="dxa"/>
-              <w:bottom w:w="0" w:type="dxa"/>
-              <w:left w:w="0" w:type="dxa"/>
-              <w:right w:w="0" w:type="dxa"/>
-            </w:tcMar>
-            <w:vAlign w:val="center"/>
-          </w:tcPr>
-          <w:p>
-            <w:pPr>
-              <w:jc w:val="center"/>
-              <w:pBdr>
-                <w:bottom w:val="none" w:sz="0" w:space="0" w:color="000000"/>
-                <w:top w:val="none" w:sz="0" w:space="0" w:color="000000"/>
-                <w:left w:val="none" w:sz="0" w:space="0" w:color="000000"/>
-                <w:right w:val="none" w:sz="0" w:space="0" w:color="000000"/>
-              </w:pBdr>
-              <w:spacing w:after="100" w:before="100" w:line="240"/>
-              <w:ind w:left="100" w:right="100" w:firstLine="0" w:firstLineChars="0"/>
-              <w:rPr>
-                <w:rFonts w:ascii="Times New Roman" w:hAnsi="Times New Roman" w:eastAsia="Times New Roman" w:cs="Times New Roman"/>
-                <w:i w:val="false"/>
-                <w:b w:val="false"/>
-                <w:u w:val="none"/>
-                <w:sz w:val="20"/>
-                <w:szCs w:val="20"/>
-                <w:color w:val="000000"/>
-              </w:rPr>
-            </w:pPr>
-            <w:r>
-              <w:rPr>
-                <w:rFonts w:ascii="Times New Roman" w:hAnsi="Times New Roman" w:eastAsia="Times New Roman" w:cs="Times New Roman"/>
-                <w:i w:val="false"/>
-                <w:b w:val="false"/>
-                <w:u w:val="none"/>
-                <w:sz w:val="20"/>
-                <w:szCs w:val="20"/>
-                <w:color w:val="000000"/>
-              </w:rPr>
-              <w:t xml:space="preserve">39.6</w:t>
-            </w:r>
-          </w:p>
-        </w:tc>
-        <w:tc>
-          <w:tcPr>
-            <w:tcBorders>
-              <w:bottom w:val="none" w:sz="0" w:space="0" w:color="000000"/>
-              <w:top w:val="single" w:sz="12" w:space="0" w:color="666666"/>
-              <w:left w:val="none" w:sz="0" w:space="0" w:color="000000"/>
-              <w:right w:val="none" w:sz="0" w:space="0" w:color="000000"/>
-            </w:tcBorders>
-            <w:shd w:val="clear" w:color="auto" w:fill="FFFFFF"/>
-            <w:tcMar>
-              <w:top w:w="0" w:type="dxa"/>
-              <w:bottom w:w="0" w:type="dxa"/>
-              <w:left w:w="0" w:type="dxa"/>
-              <w:right w:w="0" w:type="dxa"/>
-            </w:tcMar>
-            <w:vAlign w:val="center"/>
-          </w:tcPr>
-          <w:p>
-            <w:pPr>
-              <w:jc w:val="center"/>
-              <w:pBdr>
-                <w:bottom w:val="none" w:sz="0" w:space="0" w:color="000000"/>
-                <w:top w:val="none" w:sz="0" w:space="0" w:color="000000"/>
-                <w:left w:val="none" w:sz="0" w:space="0" w:color="000000"/>
-                <w:right w:val="none" w:sz="0" w:space="0" w:color="000000"/>
-              </w:pBdr>
-              <w:spacing w:after="100" w:before="100" w:line="240"/>
-              <w:ind w:left="100" w:right="100" w:firstLine="0" w:firstLineChars="0"/>
-              <w:rPr>
-                <w:rFonts w:ascii="Times New Roman" w:hAnsi="Times New Roman" w:eastAsia="Times New Roman" w:cs="Times New Roman"/>
-                <w:i w:val="false"/>
-                <w:b w:val="false"/>
-                <w:u w:val="none"/>
-                <w:sz w:val="20"/>
-                <w:szCs w:val="20"/>
-                <w:color w:val="000000"/>
-              </w:rPr>
-            </w:pPr>
-            <w:r>
-              <w:rPr>
-                <w:rFonts w:ascii="Times New Roman" w:hAnsi="Times New Roman" w:eastAsia="Times New Roman" w:cs="Times New Roman"/>
-                <w:i w:val="false"/>
-                <w:b w:val="false"/>
-                <w:u w:val="none"/>
-                <w:sz w:val="20"/>
-                <w:szCs w:val="20"/>
-                <w:color w:val="000000"/>
-              </w:rPr>
-              <w:t xml:space="preserve">37.3</w:t>
+              <w:t xml:space="preserve">Average age (years)</w:t>
             </w:r>
           </w:p>
         </w:tc>
@@ -994,7 +468,7 @@
       </w:tr>
       <w:tr>
         <w:trPr>
-          <w:trHeight w:val="592" w:hRule="auto"/>
+          <w:trHeight w:val="593" w:hRule="auto"/>
         </w:trPr>
         body2
         <w:tc>
@@ -1045,215 +519,7 @@
                 <w:szCs w:val="20"/>
                 <w:color w:val="000000"/>
               </w:rPr>
-              <w:t xml:space="preserve">Size (individuals)</w:t>
-            </w:r>
-          </w:p>
-        </w:tc>
-        <w:tc>
-          <w:tcPr>
-            <w:tcBorders>
-              <w:bottom w:val="none" w:sz="0" w:space="0" w:color="000000"/>
-              <w:top w:val="none" w:sz="0" w:space="0" w:color="000000"/>
-              <w:left w:val="none" w:sz="0" w:space="0" w:color="000000"/>
-              <w:right w:val="none" w:sz="0" w:space="0" w:color="000000"/>
-            </w:tcBorders>
-            <w:shd w:val="clear" w:color="auto" w:fill="FFFFFF"/>
-            <w:tcMar>
-              <w:top w:w="0" w:type="dxa"/>
-              <w:bottom w:w="0" w:type="dxa"/>
-              <w:left w:w="0" w:type="dxa"/>
-              <w:right w:w="0" w:type="dxa"/>
-            </w:tcMar>
-            <w:vAlign w:val="center"/>
-          </w:tcPr>
-          <w:p>
-            <w:pPr>
-              <w:jc w:val="center"/>
-              <w:pBdr>
-                <w:bottom w:val="none" w:sz="0" w:space="0" w:color="000000"/>
-                <w:top w:val="none" w:sz="0" w:space="0" w:color="000000"/>
-                <w:left w:val="none" w:sz="0" w:space="0" w:color="000000"/>
-                <w:right w:val="none" w:sz="0" w:space="0" w:color="000000"/>
-              </w:pBdr>
-              <w:spacing w:after="100" w:before="100" w:line="240"/>
-              <w:ind w:left="100" w:right="100" w:firstLine="0" w:firstLineChars="0"/>
-              <w:rPr>
-                <w:rFonts w:ascii="Times New Roman" w:hAnsi="Times New Roman" w:eastAsia="Times New Roman" w:cs="Times New Roman"/>
-                <w:i w:val="false"/>
-                <w:b w:val="false"/>
-                <w:u w:val="none"/>
-                <w:sz w:val="20"/>
-                <w:szCs w:val="20"/>
-                <w:color w:val="000000"/>
-              </w:rPr>
-            </w:pPr>
-            <w:r>
-              <w:rPr>
-                <w:rFonts w:ascii="Times New Roman" w:hAnsi="Times New Roman" w:eastAsia="Times New Roman" w:cs="Times New Roman"/>
-                <w:i w:val="false"/>
-                <w:b w:val="false"/>
-                <w:u w:val="none"/>
-                <w:sz w:val="20"/>
-                <w:szCs w:val="20"/>
-                <w:color w:val="000000"/>
-              </w:rPr>
-              <w:t xml:space="preserve">2.55</w:t>
-            </w:r>
-          </w:p>
-        </w:tc>
-        <w:tc>
-          <w:tcPr>
-            <w:tcBorders>
-              <w:bottom w:val="none" w:sz="0" w:space="0" w:color="000000"/>
-              <w:top w:val="none" w:sz="0" w:space="0" w:color="000000"/>
-              <w:left w:val="none" w:sz="0" w:space="0" w:color="000000"/>
-              <w:right w:val="none" w:sz="0" w:space="0" w:color="000000"/>
-            </w:tcBorders>
-            <w:shd w:val="clear" w:color="auto" w:fill="FFFFFF"/>
-            <w:tcMar>
-              <w:top w:w="0" w:type="dxa"/>
-              <w:bottom w:w="0" w:type="dxa"/>
-              <w:left w:w="0" w:type="dxa"/>
-              <w:right w:w="0" w:type="dxa"/>
-            </w:tcMar>
-            <w:vAlign w:val="center"/>
-          </w:tcPr>
-          <w:p>
-            <w:pPr>
-              <w:jc w:val="center"/>
-              <w:pBdr>
-                <w:bottom w:val="none" w:sz="0" w:space="0" w:color="000000"/>
-                <w:top w:val="none" w:sz="0" w:space="0" w:color="000000"/>
-                <w:left w:val="none" w:sz="0" w:space="0" w:color="000000"/>
-                <w:right w:val="none" w:sz="0" w:space="0" w:color="000000"/>
-              </w:pBdr>
-              <w:spacing w:after="100" w:before="100" w:line="240"/>
-              <w:ind w:left="100" w:right="100" w:firstLine="0" w:firstLineChars="0"/>
-              <w:rPr>
-                <w:rFonts w:ascii="Times New Roman" w:hAnsi="Times New Roman" w:eastAsia="Times New Roman" w:cs="Times New Roman"/>
-                <w:i w:val="false"/>
-                <w:b w:val="false"/>
-                <w:u w:val="none"/>
-                <w:sz w:val="20"/>
-                <w:szCs w:val="20"/>
-                <w:color w:val="000000"/>
-              </w:rPr>
-            </w:pPr>
-            <w:r>
-              <w:rPr>
-                <w:rFonts w:ascii="Times New Roman" w:hAnsi="Times New Roman" w:eastAsia="Times New Roman" w:cs="Times New Roman"/>
-                <w:i w:val="false"/>
-                <w:b w:val="false"/>
-                <w:u w:val="none"/>
-                <w:sz w:val="20"/>
-                <w:szCs w:val="20"/>
-                <w:color w:val="000000"/>
-              </w:rPr>
-              <w:t xml:space="preserve">8.06</w:t>
-            </w:r>
-          </w:p>
-        </w:tc>
-        <w:tc>
-          <w:tcPr>
-            <w:tcBorders>
-              <w:bottom w:val="none" w:sz="0" w:space="0" w:color="000000"/>
-              <w:top w:val="none" w:sz="0" w:space="0" w:color="000000"/>
-              <w:left w:val="none" w:sz="0" w:space="0" w:color="000000"/>
-              <w:right w:val="none" w:sz="0" w:space="0" w:color="000000"/>
-            </w:tcBorders>
-            <w:shd w:val="clear" w:color="auto" w:fill="FFFFFF"/>
-            <w:tcMar>
-              <w:top w:w="0" w:type="dxa"/>
-              <w:bottom w:w="0" w:type="dxa"/>
-              <w:left w:w="0" w:type="dxa"/>
-              <w:right w:w="0" w:type="dxa"/>
-            </w:tcMar>
-            <w:vAlign w:val="center"/>
-          </w:tcPr>
-          <w:p>
-            <w:pPr>
-              <w:jc w:val="center"/>
-              <w:pBdr>
-                <w:bottom w:val="none" w:sz="0" w:space="0" w:color="000000"/>
-                <w:top w:val="none" w:sz="0" w:space="0" w:color="000000"/>
-                <w:left w:val="none" w:sz="0" w:space="0" w:color="000000"/>
-                <w:right w:val="none" w:sz="0" w:space="0" w:color="000000"/>
-              </w:pBdr>
-              <w:spacing w:after="100" w:before="100" w:line="240"/>
-              <w:ind w:left="100" w:right="100" w:firstLine="0" w:firstLineChars="0"/>
-              <w:rPr>
-                <w:rFonts w:ascii="Times New Roman" w:hAnsi="Times New Roman" w:eastAsia="Times New Roman" w:cs="Times New Roman"/>
-                <w:i w:val="false"/>
-                <w:b w:val="false"/>
-                <w:u w:val="none"/>
-                <w:sz w:val="20"/>
-                <w:szCs w:val="20"/>
-                <w:color w:val="000000"/>
-              </w:rPr>
-            </w:pPr>
-            <w:r>
-              <w:rPr>
-                <w:rFonts w:ascii="Times New Roman" w:hAnsi="Times New Roman" w:eastAsia="Times New Roman" w:cs="Times New Roman"/>
-                <w:i w:val="false"/>
-                <w:b w:val="false"/>
-                <w:u w:val="none"/>
-                <w:sz w:val="20"/>
-                <w:szCs w:val="20"/>
-                <w:color w:val="000000"/>
-              </w:rPr>
-              <w:t xml:space="preserve">2.17</w:t>
-            </w:r>
-          </w:p>
-        </w:tc>
-        <w:tc>
-          <w:tcPr>
-            <w:tcBorders>
-              <w:bottom w:val="none" w:sz="0" w:space="0" w:color="000000"/>
-              <w:top w:val="none" w:sz="0" w:space="0" w:color="000000"/>
-              <w:left w:val="none" w:sz="0" w:space="0" w:color="000000"/>
-              <w:right w:val="none" w:sz="0" w:space="0" w:color="000000"/>
-            </w:tcBorders>
-            <w:shd w:val="clear" w:color="auto" w:fill="FFFFFF"/>
-            <w:tcMar>
-              <w:top w:w="0" w:type="dxa"/>
-              <w:bottom w:w="0" w:type="dxa"/>
-              <w:left w:w="0" w:type="dxa"/>
-              <w:right w:w="0" w:type="dxa"/>
-            </w:tcMar>
-            <w:vAlign w:val="center"/>
-          </w:tcPr>
-          <w:p>
-            <w:pPr>
-              <w:jc w:val="center"/>
-              <w:pBdr>
-                <w:bottom w:val="none" w:sz="0" w:space="0" w:color="000000"/>
-                <w:top w:val="none" w:sz="0" w:space="0" w:color="000000"/>
-                <w:left w:val="none" w:sz="0" w:space="0" w:color="000000"/>
-                <w:right w:val="none" w:sz="0" w:space="0" w:color="000000"/>
-              </w:pBdr>
-              <w:spacing w:after="100" w:before="100" w:line="240"/>
-              <w:ind w:left="100" w:right="100" w:firstLine="0" w:firstLineChars="0"/>
-              <w:rPr>
-                <w:rFonts w:ascii="Times New Roman" w:hAnsi="Times New Roman" w:eastAsia="Times New Roman" w:cs="Times New Roman"/>
-                <w:i w:val="false"/>
-                <w:b w:val="false"/>
-                <w:u w:val="none"/>
-                <w:sz w:val="20"/>
-                <w:szCs w:val="20"/>
-                <w:color w:val="000000"/>
-              </w:rPr>
-            </w:pPr>
-            <w:r>
-              <w:rPr>
-                <w:rFonts w:ascii="Times New Roman" w:hAnsi="Times New Roman" w:eastAsia="Times New Roman" w:cs="Times New Roman"/>
-                <w:i w:val="false"/>
-                <w:b w:val="false"/>
-                <w:u w:val="none"/>
-                <w:sz w:val="20"/>
-                <w:szCs w:val="20"/>
-                <w:color w:val="000000"/>
-              </w:rPr>
-              <w:t xml:space="preserve">11.28</w:t>
+              <w:t xml:space="preserve">Average # of people</w:t>
             </w:r>
           </w:p>
         </w:tc>
@@ -1364,7 +630,7 @@
       </w:tr>
       <w:tr>
         <w:trPr>
-          <w:trHeight w:val="592" w:hRule="auto"/>
+          <w:trHeight w:val="593" w:hRule="auto"/>
         </w:trPr>
         body3
         <w:tc>
@@ -1415,215 +681,7 @@
                 <w:szCs w:val="20"/>
                 <w:color w:val="000000"/>
               </w:rPr>
-              <w:t xml:space="preserve">Size (households)</w:t>
-            </w:r>
-          </w:p>
-        </w:tc>
-        <w:tc>
-          <w:tcPr>
-            <w:tcBorders>
-              <w:bottom w:val="none" w:sz="0" w:space="0" w:color="000000"/>
-              <w:top w:val="none" w:sz="0" w:space="0" w:color="000000"/>
-              <w:left w:val="none" w:sz="0" w:space="0" w:color="000000"/>
-              <w:right w:val="none" w:sz="0" w:space="0" w:color="000000"/>
-            </w:tcBorders>
-            <w:shd w:val="clear" w:color="auto" w:fill="FFFFFF"/>
-            <w:tcMar>
-              <w:top w:w="0" w:type="dxa"/>
-              <w:bottom w:w="0" w:type="dxa"/>
-              <w:left w:w="0" w:type="dxa"/>
-              <w:right w:w="0" w:type="dxa"/>
-            </w:tcMar>
-            <w:vAlign w:val="center"/>
-          </w:tcPr>
-          <w:p>
-            <w:pPr>
-              <w:jc w:val="center"/>
-              <w:pBdr>
-                <w:bottom w:val="none" w:sz="0" w:space="0" w:color="000000"/>
-                <w:top w:val="none" w:sz="0" w:space="0" w:color="000000"/>
-                <w:left w:val="none" w:sz="0" w:space="0" w:color="000000"/>
-                <w:right w:val="none" w:sz="0" w:space="0" w:color="000000"/>
-              </w:pBdr>
-              <w:spacing w:after="100" w:before="100" w:line="240"/>
-              <w:ind w:left="100" w:right="100" w:firstLine="0" w:firstLineChars="0"/>
-              <w:rPr>
-                <w:rFonts w:ascii="Times New Roman" w:hAnsi="Times New Roman" w:eastAsia="Times New Roman" w:cs="Times New Roman"/>
-                <w:i w:val="false"/>
-                <w:b w:val="false"/>
-                <w:u w:val="none"/>
-                <w:sz w:val="20"/>
-                <w:szCs w:val="20"/>
-                <w:color w:val="000000"/>
-              </w:rPr>
-            </w:pPr>
-            <w:r>
-              <w:rPr>
-                <w:rFonts w:ascii="Times New Roman" w:hAnsi="Times New Roman" w:eastAsia="Times New Roman" w:cs="Times New Roman"/>
-                <w:i w:val="false"/>
-                <w:b w:val="false"/>
-                <w:u w:val="none"/>
-                <w:sz w:val="20"/>
-                <w:szCs w:val="20"/>
-                <w:color w:val="000000"/>
-              </w:rPr>
-              <w:t xml:space="preserve">—</w:t>
-            </w:r>
-          </w:p>
-        </w:tc>
-        <w:tc>
-          <w:tcPr>
-            <w:tcBorders>
-              <w:bottom w:val="none" w:sz="0" w:space="0" w:color="000000"/>
-              <w:top w:val="none" w:sz="0" w:space="0" w:color="000000"/>
-              <w:left w:val="none" w:sz="0" w:space="0" w:color="000000"/>
-              <w:right w:val="none" w:sz="0" w:space="0" w:color="000000"/>
-            </w:tcBorders>
-            <w:shd w:val="clear" w:color="auto" w:fill="FFFFFF"/>
-            <w:tcMar>
-              <w:top w:w="0" w:type="dxa"/>
-              <w:bottom w:w="0" w:type="dxa"/>
-              <w:left w:w="0" w:type="dxa"/>
-              <w:right w:w="0" w:type="dxa"/>
-            </w:tcMar>
-            <w:vAlign w:val="center"/>
-          </w:tcPr>
-          <w:p>
-            <w:pPr>
-              <w:jc w:val="center"/>
-              <w:pBdr>
-                <w:bottom w:val="none" w:sz="0" w:space="0" w:color="000000"/>
-                <w:top w:val="none" w:sz="0" w:space="0" w:color="000000"/>
-                <w:left w:val="none" w:sz="0" w:space="0" w:color="000000"/>
-                <w:right w:val="none" w:sz="0" w:space="0" w:color="000000"/>
-              </w:pBdr>
-              <w:spacing w:after="100" w:before="100" w:line="240"/>
-              <w:ind w:left="100" w:right="100" w:firstLine="0" w:firstLineChars="0"/>
-              <w:rPr>
-                <w:rFonts w:ascii="Times New Roman" w:hAnsi="Times New Roman" w:eastAsia="Times New Roman" w:cs="Times New Roman"/>
-                <w:i w:val="false"/>
-                <w:b w:val="false"/>
-                <w:u w:val="none"/>
-                <w:sz w:val="20"/>
-                <w:szCs w:val="20"/>
-                <w:color w:val="000000"/>
-              </w:rPr>
-            </w:pPr>
-            <w:r>
-              <w:rPr>
-                <w:rFonts w:ascii="Times New Roman" w:hAnsi="Times New Roman" w:eastAsia="Times New Roman" w:cs="Times New Roman"/>
-                <w:i w:val="false"/>
-                <w:b w:val="false"/>
-                <w:u w:val="none"/>
-                <w:sz w:val="20"/>
-                <w:szCs w:val="20"/>
-                <w:color w:val="000000"/>
-              </w:rPr>
-              <w:t xml:space="preserve">3.01</w:t>
-            </w:r>
-          </w:p>
-        </w:tc>
-        <w:tc>
-          <w:tcPr>
-            <w:tcBorders>
-              <w:bottom w:val="none" w:sz="0" w:space="0" w:color="000000"/>
-              <w:top w:val="none" w:sz="0" w:space="0" w:color="000000"/>
-              <w:left w:val="none" w:sz="0" w:space="0" w:color="000000"/>
-              <w:right w:val="none" w:sz="0" w:space="0" w:color="000000"/>
-            </w:tcBorders>
-            <w:shd w:val="clear" w:color="auto" w:fill="FFFFFF"/>
-            <w:tcMar>
-              <w:top w:w="0" w:type="dxa"/>
-              <w:bottom w:w="0" w:type="dxa"/>
-              <w:left w:w="0" w:type="dxa"/>
-              <w:right w:w="0" w:type="dxa"/>
-            </w:tcMar>
-            <w:vAlign w:val="center"/>
-          </w:tcPr>
-          <w:p>
-            <w:pPr>
-              <w:jc w:val="center"/>
-              <w:pBdr>
-                <w:bottom w:val="none" w:sz="0" w:space="0" w:color="000000"/>
-                <w:top w:val="none" w:sz="0" w:space="0" w:color="000000"/>
-                <w:left w:val="none" w:sz="0" w:space="0" w:color="000000"/>
-                <w:right w:val="none" w:sz="0" w:space="0" w:color="000000"/>
-              </w:pBdr>
-              <w:spacing w:after="100" w:before="100" w:line="240"/>
-              <w:ind w:left="100" w:right="100" w:firstLine="0" w:firstLineChars="0"/>
-              <w:rPr>
-                <w:rFonts w:ascii="Times New Roman" w:hAnsi="Times New Roman" w:eastAsia="Times New Roman" w:cs="Times New Roman"/>
-                <w:i w:val="false"/>
-                <w:b w:val="false"/>
-                <w:u w:val="none"/>
-                <w:sz w:val="20"/>
-                <w:szCs w:val="20"/>
-                <w:color w:val="000000"/>
-              </w:rPr>
-            </w:pPr>
-            <w:r>
-              <w:rPr>
-                <w:rFonts w:ascii="Times New Roman" w:hAnsi="Times New Roman" w:eastAsia="Times New Roman" w:cs="Times New Roman"/>
-                <w:i w:val="false"/>
-                <w:b w:val="false"/>
-                <w:u w:val="none"/>
-                <w:sz w:val="20"/>
-                <w:szCs w:val="20"/>
-                <w:color w:val="000000"/>
-              </w:rPr>
-              <w:t xml:space="preserve">—</w:t>
-            </w:r>
-          </w:p>
-        </w:tc>
-        <w:tc>
-          <w:tcPr>
-            <w:tcBorders>
-              <w:bottom w:val="none" w:sz="0" w:space="0" w:color="000000"/>
-              <w:top w:val="none" w:sz="0" w:space="0" w:color="000000"/>
-              <w:left w:val="none" w:sz="0" w:space="0" w:color="000000"/>
-              <w:right w:val="none" w:sz="0" w:space="0" w:color="000000"/>
-            </w:tcBorders>
-            <w:shd w:val="clear" w:color="auto" w:fill="FFFFFF"/>
-            <w:tcMar>
-              <w:top w:w="0" w:type="dxa"/>
-              <w:bottom w:w="0" w:type="dxa"/>
-              <w:left w:w="0" w:type="dxa"/>
-              <w:right w:w="0" w:type="dxa"/>
-            </w:tcMar>
-            <w:vAlign w:val="center"/>
-          </w:tcPr>
-          <w:p>
-            <w:pPr>
-              <w:jc w:val="center"/>
-              <w:pBdr>
-                <w:bottom w:val="none" w:sz="0" w:space="0" w:color="000000"/>
-                <w:top w:val="none" w:sz="0" w:space="0" w:color="000000"/>
-                <w:left w:val="none" w:sz="0" w:space="0" w:color="000000"/>
-                <w:right w:val="none" w:sz="0" w:space="0" w:color="000000"/>
-              </w:pBdr>
-              <w:spacing w:after="100" w:before="100" w:line="240"/>
-              <w:ind w:left="100" w:right="100" w:firstLine="0" w:firstLineChars="0"/>
-              <w:rPr>
-                <w:rFonts w:ascii="Times New Roman" w:hAnsi="Times New Roman" w:eastAsia="Times New Roman" w:cs="Times New Roman"/>
-                <w:i w:val="false"/>
-                <w:b w:val="false"/>
-                <w:u w:val="none"/>
-                <w:sz w:val="20"/>
-                <w:szCs w:val="20"/>
-                <w:color w:val="000000"/>
-              </w:rPr>
-            </w:pPr>
-            <w:r>
-              <w:rPr>
-                <w:rFonts w:ascii="Times New Roman" w:hAnsi="Times New Roman" w:eastAsia="Times New Roman" w:cs="Times New Roman"/>
-                <w:i w:val="false"/>
-                <w:b w:val="false"/>
-                <w:u w:val="none"/>
-                <w:sz w:val="20"/>
-                <w:szCs w:val="20"/>
-                <w:color w:val="000000"/>
-              </w:rPr>
-              <w:t xml:space="preserve">4.54</w:t>
+              <w:t xml:space="preserve">Average # of households</w:t>
             </w:r>
           </w:p>
         </w:tc>
@@ -1837,7 +895,7 @@
                 <w:szCs w:val="20"/>
                 <w:color w:val="000000"/>
               </w:rPr>
-              <w:t xml:space="preserve">$22,520</w:t>
+              <w:t xml:space="preserve">$71,434</w:t>
             </w:r>
           </w:p>
         </w:tc>
@@ -1889,215 +947,7 @@
                 <w:szCs w:val="20"/>
                 <w:color w:val="000000"/>
               </w:rPr>
-              <w:t xml:space="preserve">$71,914</w:t>
-            </w:r>
-          </w:p>
-        </w:tc>
-        <w:tc>
-          <w:tcPr>
-            <w:tcBorders>
-              <w:bottom w:val="none" w:sz="0" w:space="0" w:color="000000"/>
-              <w:top w:val="none" w:sz="0" w:space="0" w:color="000000"/>
-              <w:left w:val="none" w:sz="0" w:space="0" w:color="000000"/>
-              <w:right w:val="none" w:sz="0" w:space="0" w:color="000000"/>
-            </w:tcBorders>
-            <w:shd w:val="clear" w:color="auto" w:fill="FFFFFF"/>
-            <w:tcMar>
-              <w:top w:w="0" w:type="dxa"/>
-              <w:bottom w:w="0" w:type="dxa"/>
-              <w:left w:w="0" w:type="dxa"/>
-              <w:right w:w="0" w:type="dxa"/>
-            </w:tcMar>
-            <w:vAlign w:val="center"/>
-          </w:tcPr>
-          <w:p>
-            <w:pPr>
-              <w:jc w:val="center"/>
-              <w:pBdr>
-                <w:bottom w:val="none" w:sz="0" w:space="0" w:color="000000"/>
-                <w:top w:val="none" w:sz="0" w:space="0" w:color="000000"/>
-                <w:left w:val="none" w:sz="0" w:space="0" w:color="000000"/>
-                <w:right w:val="none" w:sz="0" w:space="0" w:color="000000"/>
-              </w:pBdr>
-              <w:spacing w:after="100" w:before="100" w:line="240"/>
-              <w:ind w:left="100" w:right="100" w:firstLine="0" w:firstLineChars="0"/>
-              <w:rPr>
-                <w:rFonts w:ascii="Times New Roman" w:hAnsi="Times New Roman" w:eastAsia="Times New Roman" w:cs="Times New Roman"/>
-                <w:i w:val="false"/>
-                <w:b w:val="false"/>
-                <w:u w:val="none"/>
-                <w:sz w:val="20"/>
-                <w:szCs w:val="20"/>
-                <w:color w:val="000000"/>
-              </w:rPr>
-            </w:pPr>
-            <w:r>
-              <w:rPr>
-                <w:rFonts w:ascii="Times New Roman" w:hAnsi="Times New Roman" w:eastAsia="Times New Roman" w:cs="Times New Roman"/>
-                <w:i w:val="false"/>
-                <w:b w:val="false"/>
-                <w:u w:val="none"/>
-                <w:sz w:val="20"/>
-                <w:szCs w:val="20"/>
-                <w:color w:val="000000"/>
-              </w:rPr>
-              <w:t xml:space="preserve">$196,196</w:t>
-            </w:r>
-          </w:p>
-        </w:tc>
-        <w:tc>
-          <w:tcPr>
-            <w:tcBorders>
-              <w:bottom w:val="none" w:sz="0" w:space="0" w:color="000000"/>
-              <w:top w:val="none" w:sz="0" w:space="0" w:color="000000"/>
-              <w:left w:val="none" w:sz="0" w:space="0" w:color="000000"/>
-              <w:right w:val="none" w:sz="0" w:space="0" w:color="000000"/>
-            </w:tcBorders>
-            <w:shd w:val="clear" w:color="auto" w:fill="FFFFFF"/>
-            <w:tcMar>
-              <w:top w:w="0" w:type="dxa"/>
-              <w:bottom w:w="0" w:type="dxa"/>
-              <w:left w:w="0" w:type="dxa"/>
-              <w:right w:w="0" w:type="dxa"/>
-            </w:tcMar>
-            <w:vAlign w:val="center"/>
-          </w:tcPr>
-          <w:p>
-            <w:pPr>
-              <w:jc w:val="center"/>
-              <w:pBdr>
-                <w:bottom w:val="none" w:sz="0" w:space="0" w:color="000000"/>
-                <w:top w:val="none" w:sz="0" w:space="0" w:color="000000"/>
-                <w:left w:val="none" w:sz="0" w:space="0" w:color="000000"/>
-                <w:right w:val="none" w:sz="0" w:space="0" w:color="000000"/>
-              </w:pBdr>
-              <w:spacing w:after="100" w:before="100" w:line="240"/>
-              <w:ind w:left="100" w:right="100" w:firstLine="0" w:firstLineChars="0"/>
-              <w:rPr>
-                <w:rFonts w:ascii="Times New Roman" w:hAnsi="Times New Roman" w:eastAsia="Times New Roman" w:cs="Times New Roman"/>
-                <w:i w:val="false"/>
-                <w:b w:val="false"/>
-                <w:u w:val="none"/>
-                <w:sz w:val="20"/>
-                <w:szCs w:val="20"/>
-                <w:color w:val="000000"/>
-              </w:rPr>
-            </w:pPr>
-            <w:r>
-              <w:rPr>
-                <w:rFonts w:ascii="Times New Roman" w:hAnsi="Times New Roman" w:eastAsia="Times New Roman" w:cs="Times New Roman"/>
-                <w:i w:val="false"/>
-                <w:b w:val="false"/>
-                <w:u w:val="none"/>
-                <w:sz w:val="20"/>
-                <w:szCs w:val="20"/>
-                <w:color w:val="000000"/>
-              </w:rPr>
-              <w:t xml:space="preserve">$1,059,244</w:t>
-            </w:r>
-          </w:p>
-        </w:tc>
-        <w:tc>
-          <w:tcPr>
-            <w:tcBorders>
-              <w:bottom w:val="none" w:sz="0" w:space="0" w:color="000000"/>
-              <w:top w:val="none" w:sz="0" w:space="0" w:color="000000"/>
-              <w:left w:val="none" w:sz="0" w:space="0" w:color="000000"/>
-              <w:right w:val="none" w:sz="0" w:space="0" w:color="000000"/>
-            </w:tcBorders>
-            <w:shd w:val="clear" w:color="auto" w:fill="FFFFFF"/>
-            <w:tcMar>
-              <w:top w:w="0" w:type="dxa"/>
-              <w:bottom w:w="0" w:type="dxa"/>
-              <w:left w:w="0" w:type="dxa"/>
-              <w:right w:w="0" w:type="dxa"/>
-            </w:tcMar>
-            <w:vAlign w:val="center"/>
-          </w:tcPr>
-          <w:p>
-            <w:pPr>
-              <w:jc w:val="center"/>
-              <w:pBdr>
-                <w:bottom w:val="none" w:sz="0" w:space="0" w:color="000000"/>
-                <w:top w:val="none" w:sz="0" w:space="0" w:color="000000"/>
-                <w:left w:val="none" w:sz="0" w:space="0" w:color="000000"/>
-                <w:right w:val="none" w:sz="0" w:space="0" w:color="000000"/>
-              </w:pBdr>
-              <w:spacing w:after="100" w:before="100" w:line="240"/>
-              <w:ind w:left="100" w:right="100" w:firstLine="0" w:firstLineChars="0"/>
-              <w:rPr>
-                <w:rFonts w:ascii="Times New Roman" w:hAnsi="Times New Roman" w:eastAsia="Times New Roman" w:cs="Times New Roman"/>
-                <w:i w:val="false"/>
-                <w:b w:val="false"/>
-                <w:u w:val="none"/>
-                <w:sz w:val="20"/>
-                <w:szCs w:val="20"/>
-                <w:color w:val="000000"/>
-              </w:rPr>
-            </w:pPr>
-            <w:r>
-              <w:rPr>
-                <w:rFonts w:ascii="Times New Roman" w:hAnsi="Times New Roman" w:eastAsia="Times New Roman" w:cs="Times New Roman"/>
-                <w:i w:val="false"/>
-                <w:b w:val="false"/>
-                <w:u w:val="none"/>
-                <w:sz w:val="20"/>
-                <w:szCs w:val="20"/>
-                <w:color w:val="000000"/>
-              </w:rPr>
-              <w:t xml:space="preserve">$54,080</w:t>
-            </w:r>
-          </w:p>
-        </w:tc>
-        <w:tc>
-          <w:tcPr>
-            <w:tcBorders>
-              <w:bottom w:val="none" w:sz="0" w:space="0" w:color="000000"/>
-              <w:top w:val="none" w:sz="0" w:space="0" w:color="000000"/>
-              <w:left w:val="none" w:sz="0" w:space="0" w:color="000000"/>
-              <w:right w:val="none" w:sz="0" w:space="0" w:color="000000"/>
-            </w:tcBorders>
-            <w:shd w:val="clear" w:color="auto" w:fill="FFFFFF"/>
-            <w:tcMar>
-              <w:top w:w="0" w:type="dxa"/>
-              <w:bottom w:w="0" w:type="dxa"/>
-              <w:left w:w="0" w:type="dxa"/>
-              <w:right w:w="0" w:type="dxa"/>
-            </w:tcMar>
-            <w:vAlign w:val="center"/>
-          </w:tcPr>
-          <w:p>
-            <w:pPr>
-              <w:jc w:val="center"/>
-              <w:pBdr>
-                <w:bottom w:val="none" w:sz="0" w:space="0" w:color="000000"/>
-                <w:top w:val="none" w:sz="0" w:space="0" w:color="000000"/>
-                <w:left w:val="none" w:sz="0" w:space="0" w:color="000000"/>
-                <w:right w:val="none" w:sz="0" w:space="0" w:color="000000"/>
-              </w:pBdr>
-              <w:spacing w:after="100" w:before="100" w:line="240"/>
-              <w:ind w:left="100" w:right="100" w:firstLine="0" w:firstLineChars="0"/>
-              <w:rPr>
-                <w:rFonts w:ascii="Times New Roman" w:hAnsi="Times New Roman" w:eastAsia="Times New Roman" w:cs="Times New Roman"/>
-                <w:i w:val="false"/>
-                <w:b w:val="false"/>
-                <w:u w:val="none"/>
-                <w:sz w:val="20"/>
-                <w:szCs w:val="20"/>
-                <w:color w:val="000000"/>
-              </w:rPr>
-            </w:pPr>
-            <w:r>
-              <w:rPr>
-                <w:rFonts w:ascii="Times New Roman" w:hAnsi="Times New Roman" w:eastAsia="Times New Roman" w:cs="Times New Roman"/>
-                <w:i w:val="false"/>
-                <w:b w:val="false"/>
-                <w:u w:val="none"/>
-                <w:sz w:val="20"/>
-                <w:szCs w:val="20"/>
-                <w:color w:val="000000"/>
-              </w:rPr>
-              <w:t xml:space="preserve">$180,902</w:t>
+              <w:t xml:space="preserve">$266,190</w:t>
             </w:r>
           </w:p>
         </w:tc>
@@ -2207,7 +1057,7 @@
                 <w:szCs w:val="20"/>
                 <w:color w:val="000000"/>
               </w:rPr>
-              <w:t xml:space="preserve">$23,437</w:t>
+              <w:t xml:space="preserve">$93,100</w:t>
             </w:r>
           </w:p>
         </w:tc>
@@ -2259,215 +1109,7 @@
                 <w:szCs w:val="20"/>
                 <w:color w:val="000000"/>
               </w:rPr>
-              <w:t xml:space="preserve">$117,430</w:t>
-            </w:r>
-          </w:p>
-        </w:tc>
-        <w:tc>
-          <w:tcPr>
-            <w:tcBorders>
-              <w:bottom w:val="single" w:sz="6" w:space="0" w:color="000000"/>
-              <w:top w:val="none" w:sz="0" w:space="0" w:color="000000"/>
-              <w:left w:val="none" w:sz="0" w:space="0" w:color="000000"/>
-              <w:right w:val="none" w:sz="0" w:space="0" w:color="000000"/>
-            </w:tcBorders>
-            <w:shd w:val="clear" w:color="auto" w:fill="FFFFFF"/>
-            <w:tcMar>
-              <w:top w:w="0" w:type="dxa"/>
-              <w:bottom w:w="0" w:type="dxa"/>
-              <w:left w:w="0" w:type="dxa"/>
-              <w:right w:w="0" w:type="dxa"/>
-            </w:tcMar>
-            <w:vAlign w:val="center"/>
-          </w:tcPr>
-          <w:p>
-            <w:pPr>
-              <w:jc w:val="center"/>
-              <w:pBdr>
-                <w:bottom w:val="none" w:sz="0" w:space="0" w:color="000000"/>
-                <w:top w:val="none" w:sz="0" w:space="0" w:color="000000"/>
-                <w:left w:val="none" w:sz="0" w:space="0" w:color="000000"/>
-                <w:right w:val="none" w:sz="0" w:space="0" w:color="000000"/>
-              </w:pBdr>
-              <w:spacing w:after="100" w:before="100" w:line="240"/>
-              <w:ind w:left="100" w:right="100" w:firstLine="0" w:firstLineChars="0"/>
-              <w:rPr>
-                <w:rFonts w:ascii="Times New Roman" w:hAnsi="Times New Roman" w:eastAsia="Times New Roman" w:cs="Times New Roman"/>
-                <w:i w:val="false"/>
-                <w:b w:val="false"/>
-                <w:u w:val="none"/>
-                <w:sz w:val="20"/>
-                <w:szCs w:val="20"/>
-                <w:color w:val="000000"/>
-              </w:rPr>
-            </w:pPr>
-            <w:r>
-              <w:rPr>
-                <w:rFonts w:ascii="Times New Roman" w:hAnsi="Times New Roman" w:eastAsia="Times New Roman" w:cs="Times New Roman"/>
-                <w:i w:val="false"/>
-                <w:b w:val="false"/>
-                <w:u w:val="none"/>
-                <w:sz w:val="20"/>
-                <w:szCs w:val="20"/>
-                <w:color w:val="000000"/>
-              </w:rPr>
-              <w:t xml:space="preserve">$391,913</w:t>
-            </w:r>
-          </w:p>
-        </w:tc>
-        <w:tc>
-          <w:tcPr>
-            <w:tcBorders>
-              <w:bottom w:val="single" w:sz="6" w:space="0" w:color="000000"/>
-              <w:top w:val="none" w:sz="0" w:space="0" w:color="000000"/>
-              <w:left w:val="none" w:sz="0" w:space="0" w:color="000000"/>
-              <w:right w:val="none" w:sz="0" w:space="0" w:color="000000"/>
-            </w:tcBorders>
-            <w:shd w:val="clear" w:color="auto" w:fill="FFFFFF"/>
-            <w:tcMar>
-              <w:top w:w="0" w:type="dxa"/>
-              <w:bottom w:w="0" w:type="dxa"/>
-              <w:left w:w="0" w:type="dxa"/>
-              <w:right w:w="0" w:type="dxa"/>
-            </w:tcMar>
-            <w:vAlign w:val="center"/>
-          </w:tcPr>
-          <w:p>
-            <w:pPr>
-              <w:jc w:val="center"/>
-              <w:pBdr>
-                <w:bottom w:val="none" w:sz="0" w:space="0" w:color="000000"/>
-                <w:top w:val="none" w:sz="0" w:space="0" w:color="000000"/>
-                <w:left w:val="none" w:sz="0" w:space="0" w:color="000000"/>
-                <w:right w:val="none" w:sz="0" w:space="0" w:color="000000"/>
-              </w:pBdr>
-              <w:spacing w:after="100" w:before="100" w:line="240"/>
-              <w:ind w:left="100" w:right="100" w:firstLine="0" w:firstLineChars="0"/>
-              <w:rPr>
-                <w:rFonts w:ascii="Times New Roman" w:hAnsi="Times New Roman" w:eastAsia="Times New Roman" w:cs="Times New Roman"/>
-                <w:i w:val="false"/>
-                <w:b w:val="false"/>
-                <w:u w:val="none"/>
-                <w:sz w:val="20"/>
-                <w:szCs w:val="20"/>
-                <w:color w:val="000000"/>
-              </w:rPr>
-            </w:pPr>
-            <w:r>
-              <w:rPr>
-                <w:rFonts w:ascii="Times New Roman" w:hAnsi="Times New Roman" w:eastAsia="Times New Roman" w:cs="Times New Roman"/>
-                <w:i w:val="false"/>
-                <w:b w:val="false"/>
-                <w:u w:val="none"/>
-                <w:sz w:val="20"/>
-                <w:szCs w:val="20"/>
-                <w:color w:val="000000"/>
-              </w:rPr>
-              <w:t xml:space="preserve">$2,951,312</w:t>
-            </w:r>
-          </w:p>
-        </w:tc>
-        <w:tc>
-          <w:tcPr>
-            <w:tcBorders>
-              <w:bottom w:val="single" w:sz="6" w:space="0" w:color="000000"/>
-              <w:top w:val="none" w:sz="0" w:space="0" w:color="000000"/>
-              <w:left w:val="none" w:sz="0" w:space="0" w:color="000000"/>
-              <w:right w:val="none" w:sz="0" w:space="0" w:color="000000"/>
-            </w:tcBorders>
-            <w:shd w:val="clear" w:color="auto" w:fill="FFFFFF"/>
-            <w:tcMar>
-              <w:top w:w="0" w:type="dxa"/>
-              <w:bottom w:w="0" w:type="dxa"/>
-              <w:left w:w="0" w:type="dxa"/>
-              <w:right w:w="0" w:type="dxa"/>
-            </w:tcMar>
-            <w:vAlign w:val="center"/>
-          </w:tcPr>
-          <w:p>
-            <w:pPr>
-              <w:jc w:val="center"/>
-              <w:pBdr>
-                <w:bottom w:val="none" w:sz="0" w:space="0" w:color="000000"/>
-                <w:top w:val="none" w:sz="0" w:space="0" w:color="000000"/>
-                <w:left w:val="none" w:sz="0" w:space="0" w:color="000000"/>
-                <w:right w:val="none" w:sz="0" w:space="0" w:color="000000"/>
-              </w:pBdr>
-              <w:spacing w:after="100" w:before="100" w:line="240"/>
-              <w:ind w:left="100" w:right="100" w:firstLine="0" w:firstLineChars="0"/>
-              <w:rPr>
-                <w:rFonts w:ascii="Times New Roman" w:hAnsi="Times New Roman" w:eastAsia="Times New Roman" w:cs="Times New Roman"/>
-                <w:i w:val="false"/>
-                <w:b w:val="false"/>
-                <w:u w:val="none"/>
-                <w:sz w:val="20"/>
-                <w:szCs w:val="20"/>
-                <w:color w:val="000000"/>
-              </w:rPr>
-            </w:pPr>
-            <w:r>
-              <w:rPr>
-                <w:rFonts w:ascii="Times New Roman" w:hAnsi="Times New Roman" w:eastAsia="Times New Roman" w:cs="Times New Roman"/>
-                <w:i w:val="false"/>
-                <w:b w:val="false"/>
-                <w:u w:val="none"/>
-                <w:sz w:val="20"/>
-                <w:szCs w:val="20"/>
-                <w:color w:val="000000"/>
-              </w:rPr>
-              <w:t xml:space="preserve">$121,123</w:t>
-            </w:r>
-          </w:p>
-        </w:tc>
-        <w:tc>
-          <w:tcPr>
-            <w:tcBorders>
-              <w:bottom w:val="single" w:sz="6" w:space="0" w:color="000000"/>
-              <w:top w:val="none" w:sz="0" w:space="0" w:color="000000"/>
-              <w:left w:val="none" w:sz="0" w:space="0" w:color="000000"/>
-              <w:right w:val="none" w:sz="0" w:space="0" w:color="000000"/>
-            </w:tcBorders>
-            <w:shd w:val="clear" w:color="auto" w:fill="FFFFFF"/>
-            <w:tcMar>
-              <w:top w:w="0" w:type="dxa"/>
-              <w:bottom w:w="0" w:type="dxa"/>
-              <w:left w:w="0" w:type="dxa"/>
-              <w:right w:w="0" w:type="dxa"/>
-            </w:tcMar>
-            <w:vAlign w:val="center"/>
-          </w:tcPr>
-          <w:p>
-            <w:pPr>
-              <w:jc w:val="center"/>
-              <w:pBdr>
-                <w:bottom w:val="none" w:sz="0" w:space="0" w:color="000000"/>
-                <w:top w:val="none" w:sz="0" w:space="0" w:color="000000"/>
-                <w:left w:val="none" w:sz="0" w:space="0" w:color="000000"/>
-                <w:right w:val="none" w:sz="0" w:space="0" w:color="000000"/>
-              </w:pBdr>
-              <w:spacing w:after="100" w:before="100" w:line="240"/>
-              <w:ind w:left="100" w:right="100" w:firstLine="0" w:firstLineChars="0"/>
-              <w:rPr>
-                <w:rFonts w:ascii="Times New Roman" w:hAnsi="Times New Roman" w:eastAsia="Times New Roman" w:cs="Times New Roman"/>
-                <w:i w:val="false"/>
-                <w:b w:val="false"/>
-                <w:u w:val="none"/>
-                <w:sz w:val="20"/>
-                <w:szCs w:val="20"/>
-                <w:color w:val="000000"/>
-              </w:rPr>
-            </w:pPr>
-            <w:r>
-              <w:rPr>
-                <w:rFonts w:ascii="Times New Roman" w:hAnsi="Times New Roman" w:eastAsia="Times New Roman" w:cs="Times New Roman"/>
-                <w:i w:val="false"/>
-                <w:b w:val="false"/>
-                <w:u w:val="none"/>
-                <w:sz w:val="20"/>
-                <w:szCs w:val="20"/>
-                <w:color w:val="000000"/>
-              </w:rPr>
-              <w:t xml:space="preserve">$957,757</w:t>
+              <w:t xml:space="preserve">$720,982</w:t>
             </w:r>
           </w:p>
         </w:tc>
@@ -2526,214 +1168,6 @@
                 <w:color w:val="000000"/>
               </w:rPr>
               <w:t xml:space="preserve">N (unit-years)</w:t>
-            </w:r>
-          </w:p>
-        </w:tc>
-        <w:tc>
-          <w:tcPr>
-            <w:tcBorders>
-              <w:bottom w:val="none" w:sz="0" w:space="0" w:color="000000"/>
-              <w:top w:val="single" w:sz="6" w:space="0" w:color="000000"/>
-              <w:left w:val="none" w:sz="0" w:space="0" w:color="000000"/>
-              <w:right w:val="none" w:sz="0" w:space="0" w:color="000000"/>
-            </w:tcBorders>
-            <w:shd w:val="clear" w:color="auto" w:fill="FFFFFF"/>
-            <w:tcMar>
-              <w:top w:w="0" w:type="dxa"/>
-              <w:bottom w:w="0" w:type="dxa"/>
-              <w:left w:w="0" w:type="dxa"/>
-              <w:right w:w="0" w:type="dxa"/>
-            </w:tcMar>
-            <w:vAlign w:val="center"/>
-          </w:tcPr>
-          <w:p>
-            <w:pPr>
-              <w:jc w:val="center"/>
-              <w:pBdr>
-                <w:bottom w:val="none" w:sz="0" w:space="0" w:color="000000"/>
-                <w:top w:val="none" w:sz="0" w:space="0" w:color="000000"/>
-                <w:left w:val="none" w:sz="0" w:space="0" w:color="000000"/>
-                <w:right w:val="none" w:sz="0" w:space="0" w:color="000000"/>
-              </w:pBdr>
-              <w:spacing w:after="100" w:before="100" w:line="240"/>
-              <w:ind w:left="100" w:right="100" w:firstLine="0" w:firstLineChars="0"/>
-              <w:rPr>
-                <w:rFonts w:ascii="Times New Roman" w:hAnsi="Times New Roman" w:eastAsia="Times New Roman" w:cs="Times New Roman"/>
-                <w:i w:val="false"/>
-                <w:b w:val="false"/>
-                <w:u w:val="none"/>
-                <w:sz w:val="20"/>
-                <w:szCs w:val="20"/>
-                <w:color w:val="000000"/>
-              </w:rPr>
-            </w:pPr>
-            <w:r>
-              <w:rPr>
-                <w:rFonts w:ascii="Times New Roman" w:hAnsi="Times New Roman" w:eastAsia="Times New Roman" w:cs="Times New Roman"/>
-                <w:i w:val="false"/>
-                <w:b w:val="false"/>
-                <w:u w:val="none"/>
-                <w:sz w:val="20"/>
-                <w:szCs w:val="20"/>
-                <w:color w:val="000000"/>
-              </w:rPr>
-              <w:t xml:space="preserve">5,496</w:t>
-            </w:r>
-          </w:p>
-        </w:tc>
-        <w:tc>
-          <w:tcPr>
-            <w:tcBorders>
-              <w:bottom w:val="none" w:sz="0" w:space="0" w:color="000000"/>
-              <w:top w:val="single" w:sz="6" w:space="0" w:color="000000"/>
-              <w:left w:val="none" w:sz="0" w:space="0" w:color="000000"/>
-              <w:right w:val="none" w:sz="0" w:space="0" w:color="000000"/>
-            </w:tcBorders>
-            <w:shd w:val="clear" w:color="auto" w:fill="FFFFFF"/>
-            <w:tcMar>
-              <w:top w:w="0" w:type="dxa"/>
-              <w:bottom w:w="0" w:type="dxa"/>
-              <w:left w:w="0" w:type="dxa"/>
-              <w:right w:w="0" w:type="dxa"/>
-            </w:tcMar>
-            <w:vAlign w:val="center"/>
-          </w:tcPr>
-          <w:p>
-            <w:pPr>
-              <w:jc w:val="center"/>
-              <w:pBdr>
-                <w:bottom w:val="none" w:sz="0" w:space="0" w:color="000000"/>
-                <w:top w:val="none" w:sz="0" w:space="0" w:color="000000"/>
-                <w:left w:val="none" w:sz="0" w:space="0" w:color="000000"/>
-                <w:right w:val="none" w:sz="0" w:space="0" w:color="000000"/>
-              </w:pBdr>
-              <w:spacing w:after="100" w:before="100" w:line="240"/>
-              <w:ind w:left="100" w:right="100" w:firstLine="0" w:firstLineChars="0"/>
-              <w:rPr>
-                <w:rFonts w:ascii="Times New Roman" w:hAnsi="Times New Roman" w:eastAsia="Times New Roman" w:cs="Times New Roman"/>
-                <w:i w:val="false"/>
-                <w:b w:val="false"/>
-                <w:u w:val="none"/>
-                <w:sz w:val="20"/>
-                <w:szCs w:val="20"/>
-                <w:color w:val="000000"/>
-              </w:rPr>
-            </w:pPr>
-            <w:r>
-              <w:rPr>
-                <w:rFonts w:ascii="Times New Roman" w:hAnsi="Times New Roman" w:eastAsia="Times New Roman" w:cs="Times New Roman"/>
-                <w:i w:val="false"/>
-                <w:b w:val="false"/>
-                <w:u w:val="none"/>
-                <w:sz w:val="20"/>
-                <w:szCs w:val="20"/>
-                <w:color w:val="000000"/>
-              </w:rPr>
-              <w:t xml:space="preserve">1,731</w:t>
-            </w:r>
-          </w:p>
-        </w:tc>
-        <w:tc>
-          <w:tcPr>
-            <w:tcBorders>
-              <w:bottom w:val="none" w:sz="0" w:space="0" w:color="000000"/>
-              <w:top w:val="single" w:sz="6" w:space="0" w:color="000000"/>
-              <w:left w:val="none" w:sz="0" w:space="0" w:color="000000"/>
-              <w:right w:val="none" w:sz="0" w:space="0" w:color="000000"/>
-            </w:tcBorders>
-            <w:shd w:val="clear" w:color="auto" w:fill="FFFFFF"/>
-            <w:tcMar>
-              <w:top w:w="0" w:type="dxa"/>
-              <w:bottom w:w="0" w:type="dxa"/>
-              <w:left w:w="0" w:type="dxa"/>
-              <w:right w:w="0" w:type="dxa"/>
-            </w:tcMar>
-            <w:vAlign w:val="center"/>
-          </w:tcPr>
-          <w:p>
-            <w:pPr>
-              <w:jc w:val="center"/>
-              <w:pBdr>
-                <w:bottom w:val="none" w:sz="0" w:space="0" w:color="000000"/>
-                <w:top w:val="none" w:sz="0" w:space="0" w:color="000000"/>
-                <w:left w:val="none" w:sz="0" w:space="0" w:color="000000"/>
-                <w:right w:val="none" w:sz="0" w:space="0" w:color="000000"/>
-              </w:pBdr>
-              <w:spacing w:after="100" w:before="100" w:line="240"/>
-              <w:ind w:left="100" w:right="100" w:firstLine="0" w:firstLineChars="0"/>
-              <w:rPr>
-                <w:rFonts w:ascii="Times New Roman" w:hAnsi="Times New Roman" w:eastAsia="Times New Roman" w:cs="Times New Roman"/>
-                <w:i w:val="false"/>
-                <w:b w:val="false"/>
-                <w:u w:val="none"/>
-                <w:sz w:val="20"/>
-                <w:szCs w:val="20"/>
-                <w:color w:val="000000"/>
-              </w:rPr>
-            </w:pPr>
-            <w:r>
-              <w:rPr>
-                <w:rFonts w:ascii="Times New Roman" w:hAnsi="Times New Roman" w:eastAsia="Times New Roman" w:cs="Times New Roman"/>
-                <w:i w:val="false"/>
-                <w:b w:val="false"/>
-                <w:u w:val="none"/>
-                <w:sz w:val="20"/>
-                <w:szCs w:val="20"/>
-                <w:color w:val="000000"/>
-              </w:rPr>
-              <w:t xml:space="preserve">8,490</w:t>
-            </w:r>
-          </w:p>
-        </w:tc>
-        <w:tc>
-          <w:tcPr>
-            <w:tcBorders>
-              <w:bottom w:val="none" w:sz="0" w:space="0" w:color="000000"/>
-              <w:top w:val="single" w:sz="6" w:space="0" w:color="000000"/>
-              <w:left w:val="none" w:sz="0" w:space="0" w:color="000000"/>
-              <w:right w:val="none" w:sz="0" w:space="0" w:color="000000"/>
-            </w:tcBorders>
-            <w:shd w:val="clear" w:color="auto" w:fill="FFFFFF"/>
-            <w:tcMar>
-              <w:top w:w="0" w:type="dxa"/>
-              <w:bottom w:w="0" w:type="dxa"/>
-              <w:left w:w="0" w:type="dxa"/>
-              <w:right w:w="0" w:type="dxa"/>
-            </w:tcMar>
-            <w:vAlign w:val="center"/>
-          </w:tcPr>
-          <w:p>
-            <w:pPr>
-              <w:jc w:val="center"/>
-              <w:pBdr>
-                <w:bottom w:val="none" w:sz="0" w:space="0" w:color="000000"/>
-                <w:top w:val="none" w:sz="0" w:space="0" w:color="000000"/>
-                <w:left w:val="none" w:sz="0" w:space="0" w:color="000000"/>
-                <w:right w:val="none" w:sz="0" w:space="0" w:color="000000"/>
-              </w:pBdr>
-              <w:spacing w:after="100" w:before="100" w:line="240"/>
-              <w:ind w:left="100" w:right="100" w:firstLine="0" w:firstLineChars="0"/>
-              <w:rPr>
-                <w:rFonts w:ascii="Times New Roman" w:hAnsi="Times New Roman" w:eastAsia="Times New Roman" w:cs="Times New Roman"/>
-                <w:i w:val="false"/>
-                <w:b w:val="false"/>
-                <w:u w:val="none"/>
-                <w:sz w:val="20"/>
-                <w:szCs w:val="20"/>
-                <w:color w:val="000000"/>
-              </w:rPr>
-            </w:pPr>
-            <w:r>
-              <w:rPr>
-                <w:rFonts w:ascii="Times New Roman" w:hAnsi="Times New Roman" w:eastAsia="Times New Roman" w:cs="Times New Roman"/>
-                <w:i w:val="false"/>
-                <w:b w:val="false"/>
-                <w:u w:val="none"/>
-                <w:sz w:val="20"/>
-                <w:szCs w:val="20"/>
-                <w:color w:val="000000"/>
-              </w:rPr>
-              <w:t xml:space="preserve">1,610</w:t>
             </w:r>
           </w:p>
         </w:tc>
@@ -2947,214 +1381,6 @@
                 <w:szCs w:val="20"/>
                 <w:color w:val="000000"/>
               </w:rPr>
-              <w:t xml:space="preserve">2,164</w:t>
-            </w:r>
-          </w:p>
-        </w:tc>
-        <w:tc>
-          <w:tcPr>
-            <w:tcBorders>
-              <w:bottom w:val="single" w:sz="12" w:space="0" w:color="666666"/>
-              <w:top w:val="none" w:sz="0" w:space="0" w:color="000000"/>
-              <w:left w:val="none" w:sz="0" w:space="0" w:color="000000"/>
-              <w:right w:val="none" w:sz="0" w:space="0" w:color="000000"/>
-            </w:tcBorders>
-            <w:shd w:val="clear" w:color="auto" w:fill="FFFFFF"/>
-            <w:tcMar>
-              <w:top w:w="0" w:type="dxa"/>
-              <w:bottom w:w="0" w:type="dxa"/>
-              <w:left w:w="0" w:type="dxa"/>
-              <w:right w:w="0" w:type="dxa"/>
-            </w:tcMar>
-            <w:vAlign w:val="center"/>
-          </w:tcPr>
-          <w:p>
-            <w:pPr>
-              <w:jc w:val="center"/>
-              <w:pBdr>
-                <w:bottom w:val="none" w:sz="0" w:space="0" w:color="000000"/>
-                <w:top w:val="none" w:sz="0" w:space="0" w:color="000000"/>
-                <w:left w:val="none" w:sz="0" w:space="0" w:color="000000"/>
-                <w:right w:val="none" w:sz="0" w:space="0" w:color="000000"/>
-              </w:pBdr>
-              <w:spacing w:after="100" w:before="100" w:line="240"/>
-              <w:ind w:left="100" w:right="100" w:firstLine="0" w:firstLineChars="0"/>
-              <w:rPr>
-                <w:rFonts w:ascii="Times New Roman" w:hAnsi="Times New Roman" w:eastAsia="Times New Roman" w:cs="Times New Roman"/>
-                <w:i w:val="false"/>
-                <w:b w:val="false"/>
-                <w:u w:val="none"/>
-                <w:sz w:val="20"/>
-                <w:szCs w:val="20"/>
-                <w:color w:val="000000"/>
-              </w:rPr>
-            </w:pPr>
-            <w:r>
-              <w:rPr>
-                <w:rFonts w:ascii="Times New Roman" w:hAnsi="Times New Roman" w:eastAsia="Times New Roman" w:cs="Times New Roman"/>
-                <w:i w:val="false"/>
-                <w:b w:val="false"/>
-                <w:u w:val="none"/>
-                <w:sz w:val="20"/>
-                <w:szCs w:val="20"/>
-                <w:color w:val="000000"/>
-              </w:rPr>
-              <w:t xml:space="preserve">643</w:t>
-            </w:r>
-          </w:p>
-        </w:tc>
-        <w:tc>
-          <w:tcPr>
-            <w:tcBorders>
-              <w:bottom w:val="single" w:sz="12" w:space="0" w:color="666666"/>
-              <w:top w:val="none" w:sz="0" w:space="0" w:color="000000"/>
-              <w:left w:val="none" w:sz="0" w:space="0" w:color="000000"/>
-              <w:right w:val="none" w:sz="0" w:space="0" w:color="000000"/>
-            </w:tcBorders>
-            <w:shd w:val="clear" w:color="auto" w:fill="FFFFFF"/>
-            <w:tcMar>
-              <w:top w:w="0" w:type="dxa"/>
-              <w:bottom w:w="0" w:type="dxa"/>
-              <w:left w:w="0" w:type="dxa"/>
-              <w:right w:w="0" w:type="dxa"/>
-            </w:tcMar>
-            <w:vAlign w:val="center"/>
-          </w:tcPr>
-          <w:p>
-            <w:pPr>
-              <w:jc w:val="center"/>
-              <w:pBdr>
-                <w:bottom w:val="none" w:sz="0" w:space="0" w:color="000000"/>
-                <w:top w:val="none" w:sz="0" w:space="0" w:color="000000"/>
-                <w:left w:val="none" w:sz="0" w:space="0" w:color="000000"/>
-                <w:right w:val="none" w:sz="0" w:space="0" w:color="000000"/>
-              </w:pBdr>
-              <w:spacing w:after="100" w:before="100" w:line="240"/>
-              <w:ind w:left="100" w:right="100" w:firstLine="0" w:firstLineChars="0"/>
-              <w:rPr>
-                <w:rFonts w:ascii="Times New Roman" w:hAnsi="Times New Roman" w:eastAsia="Times New Roman" w:cs="Times New Roman"/>
-                <w:i w:val="false"/>
-                <w:b w:val="false"/>
-                <w:u w:val="none"/>
-                <w:sz w:val="20"/>
-                <w:szCs w:val="20"/>
-                <w:color w:val="000000"/>
-              </w:rPr>
-            </w:pPr>
-            <w:r>
-              <w:rPr>
-                <w:rFonts w:ascii="Times New Roman" w:hAnsi="Times New Roman" w:eastAsia="Times New Roman" w:cs="Times New Roman"/>
-                <w:i w:val="false"/>
-                <w:b w:val="false"/>
-                <w:u w:val="none"/>
-                <w:sz w:val="20"/>
-                <w:szCs w:val="20"/>
-                <w:color w:val="000000"/>
-              </w:rPr>
-              <w:t xml:space="preserve">3,550</w:t>
-            </w:r>
-          </w:p>
-        </w:tc>
-        <w:tc>
-          <w:tcPr>
-            <w:tcBorders>
-              <w:bottom w:val="single" w:sz="12" w:space="0" w:color="666666"/>
-              <w:top w:val="none" w:sz="0" w:space="0" w:color="000000"/>
-              <w:left w:val="none" w:sz="0" w:space="0" w:color="000000"/>
-              <w:right w:val="none" w:sz="0" w:space="0" w:color="000000"/>
-            </w:tcBorders>
-            <w:shd w:val="clear" w:color="auto" w:fill="FFFFFF"/>
-            <w:tcMar>
-              <w:top w:w="0" w:type="dxa"/>
-              <w:bottom w:w="0" w:type="dxa"/>
-              <w:left w:w="0" w:type="dxa"/>
-              <w:right w:w="0" w:type="dxa"/>
-            </w:tcMar>
-            <w:vAlign w:val="center"/>
-          </w:tcPr>
-          <w:p>
-            <w:pPr>
-              <w:jc w:val="center"/>
-              <w:pBdr>
-                <w:bottom w:val="none" w:sz="0" w:space="0" w:color="000000"/>
-                <w:top w:val="none" w:sz="0" w:space="0" w:color="000000"/>
-                <w:left w:val="none" w:sz="0" w:space="0" w:color="000000"/>
-                <w:right w:val="none" w:sz="0" w:space="0" w:color="000000"/>
-              </w:pBdr>
-              <w:spacing w:after="100" w:before="100" w:line="240"/>
-              <w:ind w:left="100" w:right="100" w:firstLine="0" w:firstLineChars="0"/>
-              <w:rPr>
-                <w:rFonts w:ascii="Times New Roman" w:hAnsi="Times New Roman" w:eastAsia="Times New Roman" w:cs="Times New Roman"/>
-                <w:i w:val="false"/>
-                <w:b w:val="false"/>
-                <w:u w:val="none"/>
-                <w:sz w:val="20"/>
-                <w:szCs w:val="20"/>
-                <w:color w:val="000000"/>
-              </w:rPr>
-            </w:pPr>
-            <w:r>
-              <w:rPr>
-                <w:rFonts w:ascii="Times New Roman" w:hAnsi="Times New Roman" w:eastAsia="Times New Roman" w:cs="Times New Roman"/>
-                <w:i w:val="false"/>
-                <w:b w:val="false"/>
-                <w:u w:val="none"/>
-                <w:sz w:val="20"/>
-                <w:szCs w:val="20"/>
-                <w:color w:val="000000"/>
-              </w:rPr>
-              <w:t xml:space="preserve">513</w:t>
-            </w:r>
-          </w:p>
-        </w:tc>
-        <w:tc>
-          <w:tcPr>
-            <w:tcBorders>
-              <w:bottom w:val="single" w:sz="12" w:space="0" w:color="666666"/>
-              <w:top w:val="none" w:sz="0" w:space="0" w:color="000000"/>
-              <w:left w:val="none" w:sz="0" w:space="0" w:color="000000"/>
-              <w:right w:val="none" w:sz="0" w:space="0" w:color="000000"/>
-            </w:tcBorders>
-            <w:shd w:val="clear" w:color="auto" w:fill="FFFFFF"/>
-            <w:tcMar>
-              <w:top w:w="0" w:type="dxa"/>
-              <w:bottom w:w="0" w:type="dxa"/>
-              <w:left w:w="0" w:type="dxa"/>
-              <w:right w:w="0" w:type="dxa"/>
-            </w:tcMar>
-            <w:vAlign w:val="center"/>
-          </w:tcPr>
-          <w:p>
-            <w:pPr>
-              <w:jc w:val="center"/>
-              <w:pBdr>
-                <w:bottom w:val="none" w:sz="0" w:space="0" w:color="000000"/>
-                <w:top w:val="none" w:sz="0" w:space="0" w:color="000000"/>
-                <w:left w:val="none" w:sz="0" w:space="0" w:color="000000"/>
-                <w:right w:val="none" w:sz="0" w:space="0" w:color="000000"/>
-              </w:pBdr>
-              <w:spacing w:after="100" w:before="100" w:line="240"/>
-              <w:ind w:left="100" w:right="100" w:firstLine="0" w:firstLineChars="0"/>
-              <w:rPr>
-                <w:rFonts w:ascii="Times New Roman" w:hAnsi="Times New Roman" w:eastAsia="Times New Roman" w:cs="Times New Roman"/>
-                <w:i w:val="false"/>
-                <w:b w:val="false"/>
-                <w:u w:val="none"/>
-                <w:sz w:val="20"/>
-                <w:szCs w:val="20"/>
-                <w:color w:val="000000"/>
-              </w:rPr>
-            </w:pPr>
-            <w:r>
-              <w:rPr>
-                <w:rFonts w:ascii="Times New Roman" w:hAnsi="Times New Roman" w:eastAsia="Times New Roman" w:cs="Times New Roman"/>
-                <w:i w:val="false"/>
-                <w:b w:val="false"/>
-                <w:u w:val="none"/>
-                <w:sz w:val="20"/>
-                <w:szCs w:val="20"/>
-                <w:color w:val="000000"/>
-              </w:rPr>
               <w:t xml:space="preserve">92,286</w:t>
             </w:r>
           </w:p>
@@ -3219,7 +1445,7 @@
         footer1
         <w:tc>
           <w:tcPr>
-            <w:gridSpan w:val="7"/>
+            <w:gridSpan w:val="3"/>
             <w:tcBorders>
               <w:bottom w:val="none" w:sz="0" w:space="0" w:color="FFFFFF"/>
               <w:top w:val="single" w:sz="12" w:space="0" w:color="666666"/>
@@ -3266,7 +1492,7 @@
                 <w:szCs w:val="18"/>
                 <w:color w:val="000000"/>
               </w:rPr>
-              <w:t xml:space="preserve">Note: HH = households; KG = kin groups. Average age, size, and N are based on the income sample (1969-2023), which contains 2,906 unique kin groups. Median wealth is based on the wealth sample (1984-2023) and includes home equity. N Black counts households with a Black head and kin groups coded as Black. Size and median values are weighted using PSID family and kin group weights. Pooled across all years, the wealth sample contains 122,069 household-years and 26,655 kin group-years (46,287 and 8,470 Black, respectively) from 2,636 unique kin groups, with an average size of 2.27 individuals per household and 10.56 individuals (4.18 households) per kin group, and an average age of 36.3 for households and 34.1 for kin groups.</w:t>
+              <w:t xml:space="preserve">Note: Average age, number of people, and number of households are based on the income sample (1969-2023), which contains 2,906 unique kin groups. Median wealth is based on the wealth sample (1984-2023) and includes home equity. Size and median values are weighted using PSID family and constructed kin group weights (see Methods). Pooled across all years, the wealth sample contains 122,069 household-years and 26,655 kin group-years (46,287 and 8,470 Black, respectively) from 2,636 unique kin groups, with an average size of 2.27 individuals per household and 10.56 individuals (4.18 households) per kin group, and an average age of 36.3 for households and 34.1 for kin groups. Estimates are adjusted for inflation and expressed in 2023 dollars.</w:t>
             </w:r>
           </w:p>
         </w:tc>

--- a/9_figures/output/table1.docx
+++ b/9_figures/output/table1.docx
@@ -947,7 +947,7 @@
                 <w:szCs w:val="20"/>
                 <w:color w:val="000000"/>
               </w:rPr>
-              <w:t xml:space="preserve">$266,190</w:t>
+              <w:t xml:space="preserve">$266,143</w:t>
             </w:r>
           </w:p>
         </w:tc>
@@ -1109,7 +1109,7 @@
                 <w:szCs w:val="20"/>
                 <w:color w:val="000000"/>
               </w:rPr>
-              <w:t xml:space="preserve">$720,982</w:t>
+              <w:t xml:space="preserve">$697,312</w:t>
             </w:r>
           </w:p>
         </w:tc>
@@ -1492,7 +1492,7 @@
                 <w:szCs w:val="18"/>
                 <w:color w:val="000000"/>
               </w:rPr>
-              <w:t xml:space="preserve">Note: Average age, number of people, and number of households are based on the income sample (1969-2023), which contains 2,906 unique kin groups. Median wealth is based on the wealth sample (1984-2023) and includes home equity. Size and median values are weighted using PSID family and constructed kin group weights (see Methods). Pooled across all years, the wealth sample contains 122,069 household-years and 26,655 kin group-years (46,287 and 8,470 Black, respectively) from 2,636 unique kin groups, with an average size of 2.27 individuals per household and 10.56 individuals (4.18 households) per kin group, and an average age of 36.3 for households and 34.1 for kin groups. Estimates are adjusted for inflation and expressed in 2023 dollars.</w:t>
+              <w:t xml:space="preserve">Note: Average age, number of people, and number of households are based on the income sample (1969-2023), which contains 2,906 unique kin groups. Median wealth is based on the wealth sample (1984-2023) and includes home equity. Size and median values are weighted using PSID family and constructed kin group weights (see Methods). Pooled across all years, the wealth sample contains 122,069 household-years and 26,655 kin group-years (46,287 and 8,470 Black, respectively) from 2,636 unique kin groups, with an average size of 2.27 individuals per household and 10.56 individuals (4.18 households) per kin group, and an average age of 36.3 for households and 34.1 for kin groups. Median income and wealth include households and kin groups with negative income or wealth. Estimates are weighted, adjusted for inflation, and expressed in 2023 dollars.</w:t>
             </w:r>
           </w:p>
         </w:tc>
